--- a/Template/Learners-Profile.docx
+++ b/Template/Learners-Profile.docx
@@ -351,7 +351,7 @@
           </mc:Choice>
           <mc:Fallback>
             <w:pict>
-              <v:group w14:anchorId="0EA2430B" id="Group 2" o:spid="_x0000_s1026" style="position:absolute;margin-left:480.3pt;margin-top:3in;width:57.65pt;height:13.8pt;z-index:251652608;mso-wrap-distance-left:0;mso-wrap-distance-right:0;mso-position-horizontal-relative:page;mso-position-vertical-relative:page" coordsize="7321,1752" o:gfxdata="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">
+              <v:group w14:anchorId="2922879F" id="Group 2" o:spid="_x0000_s1026" style="position:absolute;margin-left:480.3pt;margin-top:3in;width:57.65pt;height:13.8pt;z-index:251652608;mso-wrap-distance-left:0;mso-wrap-distance-right:0;mso-position-horizontal-relative:page;mso-position-vertical-relative:page" coordsize="7321,1752" o:gfxdata="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">
                 <v:shape id="Graphic 3" o:spid="_x0000_s1027" style="position:absolute;left:126;top:126;width:7068;height:1499;visibility:visible;mso-wrap-style:square;v-text-anchor:top" coordsize="706755,149860" o:gfxdata="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" path="m706615,l,,,149859r706615,l706615,xe" stroked="f">
                   <v:path arrowok="t"/>
                 </v:shape>
@@ -508,7 +508,7 @@
           </mc:Choice>
           <mc:Fallback>
             <w:pict>
-              <v:group w14:anchorId="35C9AC43" id="Group 5" o:spid="_x0000_s1026" style="position:absolute;margin-left:499.15pt;margin-top:276.9pt;width:55.65pt;height:9.8pt;z-index:251653632;mso-wrap-distance-left:0;mso-wrap-distance-right:0;mso-position-horizontal-relative:page;mso-position-vertical-relative:page" coordsize="7067,1244" o:gfxdata="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">
+              <v:group w14:anchorId="50DC5AA8" id="Group 5" o:spid="_x0000_s1026" style="position:absolute;margin-left:499.15pt;margin-top:276.9pt;width:55.65pt;height:9.8pt;z-index:251653632;mso-wrap-distance-left:0;mso-wrap-distance-right:0;mso-position-horizontal-relative:page;mso-position-vertical-relative:page" coordsize="7067,1244" o:gfxdata="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">
                 <v:shape id="Graphic 6" o:spid="_x0000_s1027" style="position:absolute;left:127;top:127;width:6813;height:990;visibility:visible;mso-wrap-style:square;v-text-anchor:top" coordsize="681355,99060" o:gfxdata="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" path="m681164,l,,,98957r681164,l681164,xe" stroked="f">
                   <v:path arrowok="t"/>
                 </v:shape>
@@ -665,7 +665,7 @@
           </mc:Choice>
           <mc:Fallback>
             <w:pict>
-              <v:group w14:anchorId="0FC593AC" id="Group 8" o:spid="_x0000_s1026" style="position:absolute;margin-left:113.25pt;margin-top:399.5pt;width:183.4pt;height:9.85pt;z-index:251654656;mso-wrap-distance-left:0;mso-wrap-distance-right:0;mso-position-horizontal-relative:page;mso-position-vertical-relative:page" coordsize="23291,1250" o:gfxdata="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">
+              <v:group w14:anchorId="259A0A37" id="Group 8" o:spid="_x0000_s1026" style="position:absolute;margin-left:113.25pt;margin-top:399.5pt;width:183.4pt;height:9.85pt;z-index:251654656;mso-wrap-distance-left:0;mso-wrap-distance-right:0;mso-position-horizontal-relative:page;mso-position-vertical-relative:page" coordsize="23291,1250" o:gfxdata="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">
                 <v:shape id="Graphic 9" o:spid="_x0000_s1027" style="position:absolute;left:127;top:127;width:23037;height:996;visibility:visible;mso-wrap-style:square;v-text-anchor:top" coordsize="2303780,99695" o:gfxdata="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" path="m2303272,l,,,99212r2303272,l2303272,xe" stroked="f">
                   <v:path arrowok="t"/>
                 </v:shape>
@@ -822,7 +822,7 @@
           </mc:Choice>
           <mc:Fallback>
             <w:pict>
-              <v:group w14:anchorId="66C2FA82" id="Group 11" o:spid="_x0000_s1026" style="position:absolute;margin-left:260.7pt;margin-top:568.9pt;width:56.45pt;height:12pt;z-index:251655680;mso-wrap-distance-left:0;mso-wrap-distance-right:0;mso-position-horizontal-relative:page;mso-position-vertical-relative:page" coordsize="7169,1524" o:gfxdata="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">
+              <v:group w14:anchorId="4CA4DE7E" id="Group 11" o:spid="_x0000_s1026" style="position:absolute;margin-left:260.7pt;margin-top:568.9pt;width:56.45pt;height:12pt;z-index:251655680;mso-wrap-distance-left:0;mso-wrap-distance-right:0;mso-position-horizontal-relative:page;mso-position-vertical-relative:page" coordsize="7169,1524" o:gfxdata="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">
                 <v:shape id="Graphic 12" o:spid="_x0000_s1027" style="position:absolute;left:127;top:127;width:6915;height:1270;visibility:visible;mso-wrap-style:square;v-text-anchor:top" coordsize="691515,127000" o:gfxdata="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" path="m691108,l,,,127000r691108,l691108,xe" stroked="f">
                   <v:path arrowok="t"/>
                 </v:shape>
@@ -10623,7 +10623,18 @@
                                 <w:szCs w:val="18"/>
                                 <w:lang w:val="en-PH"/>
                               </w:rPr>
-                              <w:t>} {</w:t>
+                              <w:t xml:space="preserve">} </w:t>
+                            </w:r>
+                            <w:r>
+                              <w:rPr>
+                                <w:rFonts w:ascii="Arial" w:hAnsi="Arial" w:cs="Arial"/>
+                                <w:b/>
+                                <w:bCs/>
+                                <w:sz w:val="18"/>
+                                <w:szCs w:val="18"/>
+                                <w:lang w:val="en-PH"/>
+                              </w:rPr>
+                              <w:t>{</w:t>
                             </w:r>
                             <w:proofErr w:type="spellStart"/>
                             <w:r>
@@ -10635,31 +10646,42 @@
                                 <w:szCs w:val="18"/>
                                 <w:lang w:val="en-PH"/>
                               </w:rPr>
+                              <w:t>m_initial_name</w:t>
+                            </w:r>
+                            <w:proofErr w:type="spellEnd"/>
+                            <w:r>
+                              <w:rPr>
+                                <w:rFonts w:ascii="Arial" w:hAnsi="Arial" w:cs="Arial"/>
+                                <w:b/>
+                                <w:bCs/>
+                                <w:sz w:val="18"/>
+                                <w:szCs w:val="18"/>
+                                <w:lang w:val="en-PH"/>
+                              </w:rPr>
+                              <w:t xml:space="preserve">} </w:t>
+                            </w:r>
+                            <w:r>
+                              <w:rPr>
+                                <w:rFonts w:ascii="Arial" w:hAnsi="Arial" w:cs="Arial"/>
+                                <w:b/>
+                                <w:bCs/>
+                                <w:sz w:val="18"/>
+                                <w:szCs w:val="18"/>
+                                <w:lang w:val="en-PH"/>
+                              </w:rPr>
+                              <w:t>{</w:t>
+                            </w:r>
+                            <w:proofErr w:type="spellStart"/>
+                            <w:r>
+                              <w:rPr>
+                                <w:rFonts w:ascii="Arial" w:hAnsi="Arial" w:cs="Arial"/>
+                                <w:b/>
+                                <w:bCs/>
+                                <w:sz w:val="18"/>
+                                <w:szCs w:val="18"/>
+                                <w:lang w:val="en-PH"/>
+                              </w:rPr>
                               <w:t>last_name</w:t>
-                            </w:r>
-                            <w:proofErr w:type="spellEnd"/>
-                            <w:r>
-                              <w:rPr>
-                                <w:rFonts w:ascii="Arial" w:hAnsi="Arial" w:cs="Arial"/>
-                                <w:b/>
-                                <w:bCs/>
-                                <w:sz w:val="18"/>
-                                <w:szCs w:val="18"/>
-                                <w:lang w:val="en-PH"/>
-                              </w:rPr>
-                              <w:t>} {</w:t>
-                            </w:r>
-                            <w:proofErr w:type="spellStart"/>
-                            <w:r>
-                              <w:rPr>
-                                <w:rFonts w:ascii="Arial" w:hAnsi="Arial" w:cs="Arial"/>
-                                <w:b/>
-                                <w:bCs/>
-                                <w:sz w:val="18"/>
-                                <w:szCs w:val="18"/>
-                                <w:lang w:val="en-PH"/>
-                              </w:rPr>
-                              <w:t>m_initial_name</w:t>
                             </w:r>
                             <w:proofErr w:type="spellEnd"/>
                             <w:r>
@@ -10815,7 +10837,18 @@
                           <w:szCs w:val="18"/>
                           <w:lang w:val="en-PH"/>
                         </w:rPr>
-                        <w:t>} {</w:t>
+                        <w:t xml:space="preserve">} </w:t>
+                      </w:r>
+                      <w:r>
+                        <w:rPr>
+                          <w:rFonts w:ascii="Arial" w:hAnsi="Arial" w:cs="Arial"/>
+                          <w:b/>
+                          <w:bCs/>
+                          <w:sz w:val="18"/>
+                          <w:szCs w:val="18"/>
+                          <w:lang w:val="en-PH"/>
+                        </w:rPr>
+                        <w:t>{</w:t>
                       </w:r>
                       <w:proofErr w:type="spellStart"/>
                       <w:r>
@@ -10827,31 +10860,42 @@
                           <w:szCs w:val="18"/>
                           <w:lang w:val="en-PH"/>
                         </w:rPr>
+                        <w:t>m_initial_name</w:t>
+                      </w:r>
+                      <w:proofErr w:type="spellEnd"/>
+                      <w:r>
+                        <w:rPr>
+                          <w:rFonts w:ascii="Arial" w:hAnsi="Arial" w:cs="Arial"/>
+                          <w:b/>
+                          <w:bCs/>
+                          <w:sz w:val="18"/>
+                          <w:szCs w:val="18"/>
+                          <w:lang w:val="en-PH"/>
+                        </w:rPr>
+                        <w:t xml:space="preserve">} </w:t>
+                      </w:r>
+                      <w:r>
+                        <w:rPr>
+                          <w:rFonts w:ascii="Arial" w:hAnsi="Arial" w:cs="Arial"/>
+                          <w:b/>
+                          <w:bCs/>
+                          <w:sz w:val="18"/>
+                          <w:szCs w:val="18"/>
+                          <w:lang w:val="en-PH"/>
+                        </w:rPr>
+                        <w:t>{</w:t>
+                      </w:r>
+                      <w:proofErr w:type="spellStart"/>
+                      <w:r>
+                        <w:rPr>
+                          <w:rFonts w:ascii="Arial" w:hAnsi="Arial" w:cs="Arial"/>
+                          <w:b/>
+                          <w:bCs/>
+                          <w:sz w:val="18"/>
+                          <w:szCs w:val="18"/>
+                          <w:lang w:val="en-PH"/>
+                        </w:rPr>
                         <w:t>last_name</w:t>
-                      </w:r>
-                      <w:proofErr w:type="spellEnd"/>
-                      <w:r>
-                        <w:rPr>
-                          <w:rFonts w:ascii="Arial" w:hAnsi="Arial" w:cs="Arial"/>
-                          <w:b/>
-                          <w:bCs/>
-                          <w:sz w:val="18"/>
-                          <w:szCs w:val="18"/>
-                          <w:lang w:val="en-PH"/>
-                        </w:rPr>
-                        <w:t>} {</w:t>
-                      </w:r>
-                      <w:proofErr w:type="spellStart"/>
-                      <w:r>
-                        <w:rPr>
-                          <w:rFonts w:ascii="Arial" w:hAnsi="Arial" w:cs="Arial"/>
-                          <w:b/>
-                          <w:bCs/>
-                          <w:sz w:val="18"/>
-                          <w:szCs w:val="18"/>
-                          <w:lang w:val="en-PH"/>
-                        </w:rPr>
-                        <w:t>m_initial_name</w:t>
                       </w:r>
                       <w:proofErr w:type="spellEnd"/>
                       <w:r>
